--- a/preview/docxs/13-refined-steel.docx
+++ b/preview/docxs/13-refined-steel.docx
@@ -508,7 +508,7 @@
         </w:rPr>
         <w:t xml:space="preserve">Demo: </w:t>
       </w:r>
-      <w:hyperlink w:history="1" r:id="rIdmspyyyqqlivstin8eibcw">
+      <w:hyperlink w:history="1" r:id="rId60pc40up8oii924vuaasz">
         <w:r>
           <w:rPr>
             <w:color w:val="1d4ed8"/>
@@ -536,7 +536,7 @@
         </w:rPr>
         <w:t xml:space="preserve">Code: </w:t>
       </w:r>
-      <w:hyperlink w:history="1" r:id="rIdchj_h6z2ucbbfmd65qrxr">
+      <w:hyperlink w:history="1" r:id="rIdtglnotehktfo3gliii85m">
         <w:r>
           <w:rPr>
             <w:color w:val="1d4ed8"/>
@@ -626,7 +626,7 @@
         </w:rPr>
         <w:t xml:space="preserve">Demo: </w:t>
       </w:r>
-      <w:hyperlink w:history="1" r:id="rIdqbtxvroq2bfx5duw8ivjb">
+      <w:hyperlink w:history="1" r:id="rIdupbvpxtrdknsypd3xw5b7">
         <w:r>
           <w:rPr>
             <w:color w:val="1d4ed8"/>
@@ -1060,7 +1060,7 @@
         </w:rPr>
         <w:t xml:space="preserve">Portfolio: </w:t>
       </w:r>
-      <w:hyperlink w:history="1" r:id="rId0ltcach3kehqm-o2qc-cq">
+      <w:hyperlink w:history="1" r:id="rIdq03w505c5snxvzcuscwkw">
         <w:r>
           <w:rPr>
             <w:color w:val="1d4ed8"/>
